--- a/Files/06 - Yom Tov/09 - Rosh Hashana/5786/Rosh Hashana 5786.docx
+++ b/Files/06 - Yom Tov/09 - Rosh Hashana/5786/Rosh Hashana 5786.docx
@@ -1564,7 +1564,7 @@
         <w:rPr>
           <w:rFonts w:ascii="Times New Roman" w:hAnsi="Times New Roman" w:cs="Times New Roman"/>
         </w:rPr>
-        <w:t xml:space="preserve"> emphasizing the</w:t>
+        <w:t xml:space="preserve"> emphasizing the </w:t>
       </w:r>
       <w:r>
         <w:rPr>

--- a/Files/06 - Yom Tov/09 - Rosh Hashana/5786/Rosh Hashana 5786.docx
+++ b/Files/06 - Yom Tov/09 - Rosh Hashana/5786/Rosh Hashana 5786.docx
@@ -161,13 +161,7 @@
         <w:rPr>
           <w:rFonts w:ascii="Times New Roman" w:hAnsi="Times New Roman" w:cs="Times New Roman"/>
         </w:rPr>
-        <w:t>in Radin</w:t>
-      </w:r>
-      <w:r>
-        <w:rPr>
-          <w:rFonts w:ascii="Times New Roman" w:hAnsi="Times New Roman" w:cs="Times New Roman"/>
-        </w:rPr>
-        <w:t xml:space="preserve"> </w:t>
+        <w:t xml:space="preserve">in Radin </w:t>
       </w:r>
       <w:r>
         <w:rPr>
@@ -439,7 +433,7 @@
         <w:rPr>
           <w:rFonts w:ascii="Times New Roman" w:hAnsi="Times New Roman" w:cs="Times New Roman"/>
         </w:rPr>
-        <w:t xml:space="preserve">s quite important, which is a secret, and I would like to reveal it to you. However, I cannot give it to you now in a regular, in a regular </w:t>
+        <w:t xml:space="preserve">s quite important, which is a secret, and I would like to reveal it to you. However, I cannot give it to you now in a regular </w:t>
       </w:r>
       <w:r>
         <w:rPr>
@@ -510,7 +504,19 @@
         <w:rPr>
           <w:rFonts w:ascii="Times New Roman" w:hAnsi="Times New Roman" w:cs="Times New Roman"/>
         </w:rPr>
-        <w:t xml:space="preserve"> had a secret which he wants to reveal to the people and specifically at 3:00 in the morning, the word went out like wildfire and all of a sudden everybody wanted to come. The whole town of Radin wanted to come, the entire </w:t>
+        <w:t xml:space="preserve"> had a secret which he want</w:t>
+      </w:r>
+      <w:r>
+        <w:rPr>
+          <w:rFonts w:ascii="Times New Roman" w:hAnsi="Times New Roman" w:cs="Times New Roman"/>
+        </w:rPr>
+        <w:t>ed</w:t>
+      </w:r>
+      <w:r>
+        <w:rPr>
+          <w:rFonts w:ascii="Times New Roman" w:hAnsi="Times New Roman" w:cs="Times New Roman"/>
+        </w:rPr>
+        <w:t xml:space="preserve"> to reveal to the people and specifically at 3:00 in the morning, the word went out like wildfire and all of a sudden everybody wanted to come. The whole town of Radin wanted to come, the entire </w:t>
       </w:r>
       <w:r>
         <w:rPr>
@@ -1399,7 +1405,7 @@
           <w:rFonts w:ascii="Times New Roman" w:hAnsi="Times New Roman" w:cs="Times New Roman" w:hint="cs"/>
           <w:rtl/>
         </w:rPr>
-        <w:t>וּלְהַחֲזִירָ</w:t>
+        <w:t>וּלְהַחֲזִיר</w:t>
       </w:r>
       <w:r>
         <w:rPr>
@@ -1445,7 +1451,19 @@
         <w:rPr>
           <w:rFonts w:ascii="Times New Roman" w:hAnsi="Times New Roman" w:cs="Times New Roman"/>
         </w:rPr>
-        <w:t xml:space="preserve">t say here that you can take my </w:t>
+        <w:t xml:space="preserve">t say here that you </w:t>
+      </w:r>
+      <w:r>
+        <w:rPr>
+          <w:rFonts w:ascii="Times New Roman" w:hAnsi="Times New Roman" w:cs="Times New Roman"/>
+        </w:rPr>
+        <w:t>will</w:t>
+      </w:r>
+      <w:r>
+        <w:rPr>
+          <w:rFonts w:ascii="Times New Roman" w:hAnsi="Times New Roman" w:cs="Times New Roman"/>
+        </w:rPr>
+        <w:t xml:space="preserve"> take my </w:t>
       </w:r>
       <w:r>
         <w:rPr>
@@ -1470,7 +1488,160 @@
         <w:rPr>
           <w:rFonts w:ascii="Times New Roman" w:hAnsi="Times New Roman" w:cs="Times New Roman"/>
         </w:rPr>
-        <w:t>ll give it you</w:t>
+        <w:t xml:space="preserve">ll give me back a </w:t>
+      </w:r>
+      <w:r>
+        <w:rPr>
+          <w:rFonts w:ascii="Times New Roman" w:hAnsi="Times New Roman" w:cs="Times New Roman" w:hint="cs"/>
+          <w:rtl/>
+        </w:rPr>
+        <w:t>נשמה</w:t>
+      </w:r>
+      <w:r>
+        <w:rPr>
+          <w:rFonts w:ascii="Times New Roman" w:hAnsi="Times New Roman" w:cs="Times New Roman"/>
+        </w:rPr>
+        <w:t xml:space="preserve">. It says </w:t>
+      </w:r>
+      <w:r>
+        <w:rPr>
+          <w:rFonts w:ascii="Times New Roman" w:hAnsi="Times New Roman" w:cs="Times New Roman" w:hint="cs"/>
+          <w:rtl/>
+        </w:rPr>
+        <w:t>וּלְהַחֲזִירָהּ</w:t>
+      </w:r>
+      <w:r>
+        <w:rPr>
+          <w:rFonts w:ascii="Times New Roman" w:hAnsi="Times New Roman" w:cs="Times New Roman"/>
+          <w:rtl/>
+        </w:rPr>
+        <w:t xml:space="preserve"> </w:t>
+      </w:r>
+      <w:r>
+        <w:rPr>
+          <w:rFonts w:ascii="Times New Roman" w:hAnsi="Times New Roman" w:cs="Times New Roman" w:hint="cs"/>
+          <w:rtl/>
+        </w:rPr>
+        <w:t>בִּי</w:t>
+      </w:r>
+      <w:r>
+        <w:rPr>
+          <w:rFonts w:ascii="Times New Roman" w:hAnsi="Times New Roman" w:cs="Times New Roman"/>
+        </w:rPr>
+        <w:t>.</w:t>
+      </w:r>
+      <w:r>
+        <w:rPr>
+          <w:rFonts w:ascii="Times New Roman" w:hAnsi="Times New Roman" w:cs="Times New Roman"/>
+        </w:rPr>
+        <w:t>”</w:t>
+      </w:r>
+      <w:r>
+        <w:rPr>
+          <w:rFonts w:ascii="Times New Roman" w:hAnsi="Times New Roman" w:cs="Times New Roman"/>
+        </w:rPr>
+        <w:t xml:space="preserve"> </w:t>
+      </w:r>
+      <w:r>
+        <w:rPr>
+          <w:rFonts w:ascii="Times New Roman" w:hAnsi="Times New Roman" w:cs="Times New Roman"/>
+        </w:rPr>
+        <w:t>a</w:t>
+      </w:r>
+      <w:r>
+        <w:rPr>
+          <w:rFonts w:ascii="Times New Roman" w:hAnsi="Times New Roman" w:cs="Times New Roman"/>
+        </w:rPr>
+        <w:t>nd he</w:t>
+      </w:r>
+      <w:r>
+        <w:rPr>
+          <w:rFonts w:ascii="Times New Roman" w:hAnsi="Times New Roman" w:cs="Times New Roman"/>
+        </w:rPr>
+        <w:t xml:space="preserve"> now</w:t>
+      </w:r>
+      <w:r>
+        <w:rPr>
+          <w:rFonts w:ascii="Times New Roman" w:hAnsi="Times New Roman" w:cs="Times New Roman"/>
+        </w:rPr>
+        <w:t xml:space="preserve"> said it</w:t>
+      </w:r>
+      <w:r>
+        <w:rPr>
+          <w:rFonts w:ascii="Times New Roman" w:hAnsi="Times New Roman" w:cs="Times New Roman"/>
+        </w:rPr>
+        <w:t xml:space="preserve"> emphasizing the</w:t>
+      </w:r>
+      <w:r>
+        <w:rPr>
+          <w:rFonts w:ascii="Times New Roman" w:hAnsi="Times New Roman" w:cs="Times New Roman" w:hint="cs"/>
+          <w:rtl/>
+        </w:rPr>
+        <w:t>מפיק</w:t>
+      </w:r>
+      <w:r>
+        <w:rPr>
+          <w:rFonts w:ascii="Times New Roman" w:hAnsi="Times New Roman" w:cs="Times New Roman"/>
+          <w:rtl/>
+        </w:rPr>
+        <w:t xml:space="preserve"> </w:t>
+      </w:r>
+      <w:r>
+        <w:rPr>
+          <w:rFonts w:ascii="Times New Roman" w:hAnsi="Times New Roman" w:cs="Times New Roman" w:hint="cs"/>
+          <w:rtl/>
+        </w:rPr>
+        <w:t>ה</w:t>
+      </w:r>
+      <w:r>
+        <w:rPr>
+          <w:rFonts w:ascii="Times New Roman" w:hAnsi="Times New Roman" w:cs="Times New Roman"/>
+          <w:rtl/>
+        </w:rPr>
+        <w:t xml:space="preserve"> </w:t>
+      </w:r>
+      <w:r>
+        <w:rPr>
+          <w:rFonts w:ascii="Times New Roman" w:hAnsi="Times New Roman" w:cs="Times New Roman"/>
+        </w:rPr>
+        <w:t xml:space="preserve">. </w:t>
+      </w:r>
+      <w:r>
+        <w:rPr>
+          <w:rFonts w:ascii="Times New Roman" w:hAnsi="Times New Roman" w:cs="Times New Roman"/>
+        </w:rPr>
+        <w:t>“</w:t>
+      </w:r>
+      <w:r>
+        <w:rPr>
+          <w:rFonts w:ascii="Times New Roman" w:hAnsi="Times New Roman" w:cs="Times New Roman"/>
+        </w:rPr>
+        <w:t xml:space="preserve">That </w:t>
+      </w:r>
+      <w:r>
+        <w:rPr>
+          <w:rFonts w:ascii="Times New Roman" w:hAnsi="Times New Roman" w:cs="Times New Roman" w:hint="cs"/>
+          <w:rtl/>
+        </w:rPr>
+        <w:t>נשמה</w:t>
+      </w:r>
+      <w:r>
+        <w:rPr>
+          <w:rFonts w:ascii="Times New Roman" w:hAnsi="Times New Roman" w:cs="Times New Roman"/>
+        </w:rPr>
+        <w:t xml:space="preserve"> that you </w:t>
+      </w:r>
+      <w:r>
+        <w:rPr>
+          <w:rFonts w:ascii="Times New Roman" w:hAnsi="Times New Roman" w:cs="Times New Roman"/>
+        </w:rPr>
+        <w:t xml:space="preserve">Hashem </w:t>
+      </w:r>
+      <w:r>
+        <w:rPr>
+          <w:rFonts w:ascii="Times New Roman" w:hAnsi="Times New Roman" w:cs="Times New Roman"/>
+        </w:rPr>
+        <w:t>took out from me at the end of my days, that is the one that you</w:t>
       </w:r>
       <w:r>
         <w:rPr>
@@ -1482,7 +1653,83 @@
         <w:rPr>
           <w:rFonts w:ascii="Times New Roman" w:hAnsi="Times New Roman" w:cs="Times New Roman"/>
         </w:rPr>
-        <w:t xml:space="preserve">ll give me back a </w:t>
+        <w:t xml:space="preserve">re going to give back to me </w:t>
+      </w:r>
+      <w:r>
+        <w:rPr>
+          <w:rFonts w:ascii="Times New Roman" w:hAnsi="Times New Roman" w:cs="Times New Roman" w:hint="cs"/>
+          <w:rtl/>
+        </w:rPr>
+        <w:t>לעתיד</w:t>
+      </w:r>
+      <w:r>
+        <w:rPr>
+          <w:rFonts w:ascii="Times New Roman" w:hAnsi="Times New Roman" w:cs="Times New Roman"/>
+          <w:rtl/>
+        </w:rPr>
+        <w:t xml:space="preserve"> </w:t>
+      </w:r>
+      <w:r>
+        <w:rPr>
+          <w:rFonts w:ascii="Times New Roman" w:hAnsi="Times New Roman" w:cs="Times New Roman" w:hint="cs"/>
+          <w:rtl/>
+        </w:rPr>
+        <w:t>לבוא</w:t>
+      </w:r>
+      <w:r>
+        <w:rPr>
+          <w:rFonts w:ascii="Times New Roman" w:hAnsi="Times New Roman" w:cs="Times New Roman"/>
+        </w:rPr>
+        <w:t xml:space="preserve">, in exactly the same </w:t>
+      </w:r>
+      <w:r>
+        <w:rPr>
+          <w:rFonts w:ascii="Times New Roman" w:hAnsi="Times New Roman" w:cs="Times New Roman" w:hint="cs"/>
+          <w:rtl/>
+        </w:rPr>
+        <w:t>מצב</w:t>
+      </w:r>
+      <w:r>
+        <w:rPr>
+          <w:rFonts w:ascii="Times New Roman" w:hAnsi="Times New Roman" w:cs="Times New Roman"/>
+        </w:rPr>
+        <w:t xml:space="preserve">, in exactly the same condition, </w:t>
+      </w:r>
+      <w:r>
+        <w:rPr>
+          <w:rFonts w:ascii="Times New Roman" w:hAnsi="Times New Roman" w:cs="Times New Roman"/>
+        </w:rPr>
+        <w:t>with</w:t>
+      </w:r>
+      <w:r>
+        <w:rPr>
+          <w:rFonts w:ascii="Times New Roman" w:hAnsi="Times New Roman" w:cs="Times New Roman"/>
+        </w:rPr>
+        <w:t xml:space="preserve"> exactly the same characteristic</w:t>
+      </w:r>
+      <w:r>
+        <w:rPr>
+          <w:rFonts w:ascii="Times New Roman" w:hAnsi="Times New Roman" w:cs="Times New Roman"/>
+        </w:rPr>
+        <w:t>s</w:t>
+      </w:r>
+      <w:r>
+        <w:rPr>
+          <w:rFonts w:ascii="Times New Roman" w:hAnsi="Times New Roman" w:cs="Times New Roman"/>
+        </w:rPr>
+        <w:t xml:space="preserve"> that</w:t>
+      </w:r>
+      <w:r>
+        <w:rPr>
+          <w:rFonts w:ascii="Times New Roman" w:hAnsi="Times New Roman" w:cs="Times New Roman"/>
+        </w:rPr>
+        <w:t xml:space="preserve"> it had when</w:t>
+      </w:r>
+      <w:r>
+        <w:rPr>
+          <w:rFonts w:ascii="Times New Roman" w:hAnsi="Times New Roman" w:cs="Times New Roman"/>
+        </w:rPr>
+        <w:t xml:space="preserve"> you took it from me. A </w:t>
       </w:r>
       <w:r>
         <w:rPr>
@@ -1494,105 +1741,29 @@
       <w:r>
         <w:rPr>
           <w:rFonts w:ascii="Times New Roman" w:hAnsi="Times New Roman" w:cs="Times New Roman"/>
-        </w:rPr>
-        <w:t xml:space="preserve">. It says </w:t>
-      </w:r>
-      <w:r>
-        <w:rPr>
-          <w:rFonts w:ascii="Times New Roman" w:hAnsi="Times New Roman" w:cs="Times New Roman" w:hint="cs"/>
-          <w:rtl/>
-        </w:rPr>
-        <w:t>וּלְהַחֲזִירָהּ</w:t>
-      </w:r>
-      <w:r>
-        <w:rPr>
-          <w:rFonts w:ascii="Times New Roman" w:hAnsi="Times New Roman" w:cs="Times New Roman"/>
-          <w:rtl/>
-        </w:rPr>
-        <w:t xml:space="preserve"> </w:t>
-      </w:r>
-      <w:r>
-        <w:rPr>
-          <w:rFonts w:ascii="Times New Roman" w:hAnsi="Times New Roman" w:cs="Times New Roman" w:hint="cs"/>
-          <w:rtl/>
-        </w:rPr>
-        <w:t>בִּי</w:t>
-      </w:r>
-      <w:r>
-        <w:rPr>
-          <w:rFonts w:ascii="Times New Roman" w:hAnsi="Times New Roman" w:cs="Times New Roman"/>
-        </w:rPr>
-        <w:t>.</w:t>
-      </w:r>
-      <w:r>
-        <w:rPr>
-          <w:rFonts w:ascii="Times New Roman" w:hAnsi="Times New Roman" w:cs="Times New Roman"/>
-        </w:rPr>
-        <w:t>”</w:t>
-      </w:r>
-      <w:r>
-        <w:rPr>
-          <w:rFonts w:ascii="Times New Roman" w:hAnsi="Times New Roman" w:cs="Times New Roman"/>
-        </w:rPr>
-        <w:t xml:space="preserve"> </w:t>
-      </w:r>
-      <w:r>
-        <w:rPr>
-          <w:rFonts w:ascii="Times New Roman" w:hAnsi="Times New Roman" w:cs="Times New Roman"/>
-        </w:rPr>
-        <w:t>a</w:t>
-      </w:r>
-      <w:r>
-        <w:rPr>
-          <w:rFonts w:ascii="Times New Roman" w:hAnsi="Times New Roman" w:cs="Times New Roman"/>
-        </w:rPr>
-        <w:t>nd he</w:t>
-      </w:r>
-      <w:r>
-        <w:rPr>
-          <w:rFonts w:ascii="Times New Roman" w:hAnsi="Times New Roman" w:cs="Times New Roman"/>
-        </w:rPr>
-        <w:t xml:space="preserve"> now</w:t>
-      </w:r>
-      <w:r>
-        <w:rPr>
-          <w:rFonts w:ascii="Times New Roman" w:hAnsi="Times New Roman" w:cs="Times New Roman"/>
-        </w:rPr>
-        <w:t xml:space="preserve"> said it</w:t>
-      </w:r>
-      <w:r>
-        <w:rPr>
-          <w:rFonts w:ascii="Times New Roman" w:hAnsi="Times New Roman" w:cs="Times New Roman"/>
-        </w:rPr>
-        <w:t xml:space="preserve"> emphasizing the </w:t>
-      </w:r>
-      <w:r>
-        <w:rPr>
-          <w:rFonts w:ascii="Times New Roman" w:hAnsi="Times New Roman" w:cs="Times New Roman" w:hint="cs"/>
-          <w:rtl/>
-        </w:rPr>
-        <w:t>מפיק</w:t>
-      </w:r>
-      <w:r>
-        <w:rPr>
-          <w:rFonts w:ascii="Times New Roman" w:hAnsi="Times New Roman" w:cs="Times New Roman"/>
-          <w:rtl/>
-        </w:rPr>
-        <w:t xml:space="preserve"> </w:t>
-      </w:r>
-      <w:r>
-        <w:rPr>
-          <w:rFonts w:ascii="Times New Roman" w:hAnsi="Times New Roman" w:cs="Times New Roman" w:hint="cs"/>
-          <w:rtl/>
-        </w:rPr>
-        <w:t>ה</w:t>
-      </w:r>
-      <w:r>
-        <w:rPr>
-          <w:rFonts w:ascii="Times New Roman" w:hAnsi="Times New Roman" w:cs="Times New Roman"/>
-          <w:rtl/>
-        </w:rPr>
-        <w:t xml:space="preserve"> </w:t>
+          <w:rtl/>
+        </w:rPr>
+        <w:t xml:space="preserve"> </w:t>
+      </w:r>
+      <w:r>
+        <w:rPr>
+          <w:rFonts w:ascii="Times New Roman" w:hAnsi="Times New Roman" w:cs="Times New Roman" w:hint="cs"/>
+          <w:rtl/>
+        </w:rPr>
+        <w:t>טהורה</w:t>
+      </w:r>
+      <w:r>
+        <w:rPr>
+          <w:rFonts w:ascii="Times New Roman" w:hAnsi="Times New Roman" w:cs="Times New Roman"/>
+        </w:rPr>
+        <w:t xml:space="preserve"> will come back </w:t>
+      </w:r>
+      <w:r>
+        <w:rPr>
+          <w:rFonts w:ascii="Times New Roman" w:hAnsi="Times New Roman" w:cs="Times New Roman" w:hint="cs"/>
+          <w:rtl/>
+        </w:rPr>
+        <w:t>טהורה</w:t>
       </w:r>
       <w:r>
         <w:rPr>
@@ -1602,15 +1773,30 @@
       </w:r>
       <w:r>
         <w:rPr>
-          <w:rFonts w:ascii="Times New Roman" w:hAnsi="Times New Roman" w:cs="Times New Roman"/>
-        </w:rPr>
-        <w:t>“</w:t>
-      </w:r>
-      <w:r>
-        <w:rPr>
-          <w:rFonts w:ascii="Times New Roman" w:hAnsi="Times New Roman" w:cs="Times New Roman"/>
-        </w:rPr>
-        <w:t xml:space="preserve">That </w:t>
+          <w:rFonts w:ascii="Times New Roman" w:hAnsi="Times New Roman" w:cs="Times New Roman" w:hint="cs"/>
+          <w:rtl/>
+        </w:rPr>
+        <w:t>חס</w:t>
+      </w:r>
+      <w:r>
+        <w:rPr>
+          <w:rFonts w:ascii="Times New Roman" w:hAnsi="Times New Roman" w:cs="Times New Roman"/>
+          <w:rtl/>
+        </w:rPr>
+        <w:t xml:space="preserve"> </w:t>
+      </w:r>
+      <w:r>
+        <w:rPr>
+          <w:rFonts w:ascii="Times New Roman" w:hAnsi="Times New Roman" w:cs="Times New Roman" w:hint="cs"/>
+          <w:rtl/>
+        </w:rPr>
+        <w:t>ושלום</w:t>
+      </w:r>
+      <w:r>
+        <w:rPr>
+          <w:rFonts w:ascii="Times New Roman" w:hAnsi="Times New Roman" w:cs="Times New Roman"/>
+        </w:rPr>
+        <w:t xml:space="preserve">, a </w:t>
       </w:r>
       <w:r>
         <w:rPr>
@@ -1622,108 +1808,36 @@
       <w:r>
         <w:rPr>
           <w:rFonts w:ascii="Times New Roman" w:hAnsi="Times New Roman" w:cs="Times New Roman"/>
-        </w:rPr>
-        <w:t xml:space="preserve"> that you </w:t>
-      </w:r>
-      <w:r>
-        <w:rPr>
-          <w:rFonts w:ascii="Times New Roman" w:hAnsi="Times New Roman" w:cs="Times New Roman"/>
-        </w:rPr>
-        <w:t xml:space="preserve">Hashem </w:t>
-      </w:r>
-      <w:r>
-        <w:rPr>
-          <w:rFonts w:ascii="Times New Roman" w:hAnsi="Times New Roman" w:cs="Times New Roman"/>
-        </w:rPr>
-        <w:t>took out from me at the end of my days, that is the one that you</w:t>
-      </w:r>
-      <w:r>
-        <w:rPr>
-          <w:rFonts w:ascii="Times New Roman" w:hAnsi="Times New Roman" w:cs="Times New Roman"/>
-        </w:rPr>
-        <w:t>’</w:t>
-      </w:r>
-      <w:r>
-        <w:rPr>
-          <w:rFonts w:ascii="Times New Roman" w:hAnsi="Times New Roman" w:cs="Times New Roman"/>
-        </w:rPr>
-        <w:t xml:space="preserve">re going to give back to me </w:t>
-      </w:r>
-      <w:r>
-        <w:rPr>
-          <w:rFonts w:ascii="Times New Roman" w:hAnsi="Times New Roman" w:cs="Times New Roman" w:hint="cs"/>
-          <w:rtl/>
-        </w:rPr>
-        <w:t>לעתיד</w:t>
-      </w:r>
-      <w:r>
-        <w:rPr>
-          <w:rFonts w:ascii="Times New Roman" w:hAnsi="Times New Roman" w:cs="Times New Roman"/>
-          <w:rtl/>
-        </w:rPr>
-        <w:t xml:space="preserve"> </w:t>
-      </w:r>
-      <w:r>
-        <w:rPr>
-          <w:rFonts w:ascii="Times New Roman" w:hAnsi="Times New Roman" w:cs="Times New Roman" w:hint="cs"/>
-          <w:rtl/>
-        </w:rPr>
-        <w:t>לבוא</w:t>
-      </w:r>
-      <w:r>
-        <w:rPr>
-          <w:rFonts w:ascii="Times New Roman" w:hAnsi="Times New Roman" w:cs="Times New Roman"/>
-        </w:rPr>
-        <w:t xml:space="preserve">, in exactly the same </w:t>
-      </w:r>
-      <w:r>
-        <w:rPr>
-          <w:rFonts w:ascii="Times New Roman" w:hAnsi="Times New Roman" w:cs="Times New Roman" w:hint="cs"/>
-          <w:rtl/>
-        </w:rPr>
-        <w:t>מצב</w:t>
-      </w:r>
-      <w:r>
-        <w:rPr>
-          <w:rFonts w:ascii="Times New Roman" w:hAnsi="Times New Roman" w:cs="Times New Roman"/>
-        </w:rPr>
-        <w:t xml:space="preserve">, in exactly the same condition, </w:t>
-      </w:r>
-      <w:r>
-        <w:rPr>
-          <w:rFonts w:ascii="Times New Roman" w:hAnsi="Times New Roman" w:cs="Times New Roman"/>
-        </w:rPr>
-        <w:t>with</w:t>
-      </w:r>
-      <w:r>
-        <w:rPr>
-          <w:rFonts w:ascii="Times New Roman" w:hAnsi="Times New Roman" w:cs="Times New Roman"/>
-        </w:rPr>
-        <w:t xml:space="preserve"> exactly the same characteristic</w:t>
-      </w:r>
-      <w:r>
-        <w:rPr>
-          <w:rFonts w:ascii="Times New Roman" w:hAnsi="Times New Roman" w:cs="Times New Roman"/>
-        </w:rPr>
-        <w:t>s</w:t>
-      </w:r>
-      <w:r>
-        <w:rPr>
-          <w:rFonts w:ascii="Times New Roman" w:hAnsi="Times New Roman" w:cs="Times New Roman"/>
-        </w:rPr>
-        <w:t xml:space="preserve"> that</w:t>
-      </w:r>
-      <w:r>
-        <w:rPr>
-          <w:rFonts w:ascii="Times New Roman" w:hAnsi="Times New Roman" w:cs="Times New Roman"/>
-        </w:rPr>
-        <w:t xml:space="preserve"> it had when</w:t>
-      </w:r>
-      <w:r>
-        <w:rPr>
-          <w:rFonts w:ascii="Times New Roman" w:hAnsi="Times New Roman" w:cs="Times New Roman"/>
-        </w:rPr>
-        <w:t xml:space="preserve"> you took it from me. A </w:t>
+          <w:rtl/>
+        </w:rPr>
+        <w:t xml:space="preserve"> </w:t>
+      </w:r>
+      <w:r>
+        <w:rPr>
+          <w:rFonts w:ascii="Times New Roman" w:hAnsi="Times New Roman" w:cs="Times New Roman" w:hint="cs"/>
+          <w:rtl/>
+        </w:rPr>
+        <w:t>מלוכלכת</w:t>
+      </w:r>
+      <w:r>
+        <w:rPr>
+          <w:rFonts w:ascii="Times New Roman" w:hAnsi="Times New Roman" w:cs="Times New Roman"/>
+        </w:rPr>
+        <w:t xml:space="preserve">, a </w:t>
+      </w:r>
+      <w:r>
+        <w:rPr>
+          <w:rFonts w:ascii="Times New Roman" w:hAnsi="Times New Roman" w:cs="Times New Roman" w:hint="cs"/>
+          <w:rtl/>
+        </w:rPr>
+        <w:t>שמוציג</w:t>
+      </w:r>
+      <w:r>
+        <w:rPr>
+          <w:rFonts w:ascii="Times New Roman" w:hAnsi="Times New Roman" w:cs="Times New Roman"/>
+          <w:rtl/>
+        </w:rPr>
+        <w:t xml:space="preserve"> </w:t>
       </w:r>
       <w:r>
         <w:rPr>
@@ -1735,122 +1849,20 @@
       <w:r>
         <w:rPr>
           <w:rFonts w:ascii="Times New Roman" w:hAnsi="Times New Roman" w:cs="Times New Roman"/>
-          <w:rtl/>
-        </w:rPr>
-        <w:t xml:space="preserve"> </w:t>
-      </w:r>
-      <w:r>
-        <w:rPr>
-          <w:rFonts w:ascii="Times New Roman" w:hAnsi="Times New Roman" w:cs="Times New Roman" w:hint="cs"/>
-          <w:rtl/>
-        </w:rPr>
-        <w:t>טהורה</w:t>
-      </w:r>
-      <w:r>
-        <w:rPr>
-          <w:rFonts w:ascii="Times New Roman" w:hAnsi="Times New Roman" w:cs="Times New Roman"/>
-        </w:rPr>
-        <w:t xml:space="preserve"> will come back </w:t>
-      </w:r>
-      <w:r>
-        <w:rPr>
-          <w:rFonts w:ascii="Times New Roman" w:hAnsi="Times New Roman" w:cs="Times New Roman" w:hint="cs"/>
-          <w:rtl/>
-        </w:rPr>
-        <w:t>טהורה</w:t>
-      </w:r>
-      <w:r>
-        <w:rPr>
-          <w:rFonts w:ascii="Times New Roman" w:hAnsi="Times New Roman" w:cs="Times New Roman"/>
-        </w:rPr>
-        <w:t xml:space="preserve">. </w:t>
-      </w:r>
-      <w:r>
-        <w:rPr>
-          <w:rFonts w:ascii="Times New Roman" w:hAnsi="Times New Roman" w:cs="Times New Roman" w:hint="cs"/>
-          <w:rtl/>
-        </w:rPr>
-        <w:t>חס</w:t>
-      </w:r>
-      <w:r>
-        <w:rPr>
-          <w:rFonts w:ascii="Times New Roman" w:hAnsi="Times New Roman" w:cs="Times New Roman"/>
-          <w:rtl/>
-        </w:rPr>
-        <w:t xml:space="preserve"> </w:t>
-      </w:r>
-      <w:r>
-        <w:rPr>
-          <w:rFonts w:ascii="Times New Roman" w:hAnsi="Times New Roman" w:cs="Times New Roman" w:hint="cs"/>
-          <w:rtl/>
-        </w:rPr>
-        <w:t>ושלום</w:t>
-      </w:r>
-      <w:r>
-        <w:rPr>
-          <w:rFonts w:ascii="Times New Roman" w:hAnsi="Times New Roman" w:cs="Times New Roman"/>
-        </w:rPr>
-        <w:t xml:space="preserve">, a </w:t>
-      </w:r>
-      <w:r>
-        <w:rPr>
-          <w:rFonts w:ascii="Times New Roman" w:hAnsi="Times New Roman" w:cs="Times New Roman" w:hint="cs"/>
-          <w:rtl/>
-        </w:rPr>
-        <w:t>נשמה</w:t>
-      </w:r>
-      <w:r>
-        <w:rPr>
-          <w:rFonts w:ascii="Times New Roman" w:hAnsi="Times New Roman" w:cs="Times New Roman"/>
-          <w:rtl/>
-        </w:rPr>
-        <w:t xml:space="preserve"> </w:t>
-      </w:r>
-      <w:r>
-        <w:rPr>
-          <w:rFonts w:ascii="Times New Roman" w:hAnsi="Times New Roman" w:cs="Times New Roman" w:hint="cs"/>
-          <w:rtl/>
-        </w:rPr>
-        <w:t>מלוכלכת</w:t>
-      </w:r>
-      <w:r>
-        <w:rPr>
-          <w:rFonts w:ascii="Times New Roman" w:hAnsi="Times New Roman" w:cs="Times New Roman"/>
-        </w:rPr>
-        <w:t xml:space="preserve">, a </w:t>
-      </w:r>
-      <w:r>
-        <w:rPr>
-          <w:rFonts w:ascii="Times New Roman" w:hAnsi="Times New Roman" w:cs="Times New Roman" w:hint="cs"/>
-          <w:rtl/>
-        </w:rPr>
-        <w:t>שמוציג</w:t>
-      </w:r>
-      <w:r>
-        <w:rPr>
-          <w:rFonts w:ascii="Times New Roman" w:hAnsi="Times New Roman" w:cs="Times New Roman"/>
-          <w:rtl/>
-        </w:rPr>
-        <w:t xml:space="preserve"> </w:t>
-      </w:r>
-      <w:r>
-        <w:rPr>
-          <w:rFonts w:ascii="Times New Roman" w:hAnsi="Times New Roman" w:cs="Times New Roman" w:hint="cs"/>
-          <w:rtl/>
-        </w:rPr>
-        <w:t>נשמה</w:t>
-      </w:r>
-      <w:r>
-        <w:rPr>
-          <w:rFonts w:ascii="Times New Roman" w:hAnsi="Times New Roman" w:cs="Times New Roman"/>
-        </w:rPr>
-        <w:t xml:space="preserve"> will come back in exactly the same way, torn up, torn</w:t>
-      </w:r>
-      <w:r>
-        <w:rPr>
-          <w:rFonts w:ascii="Times New Roman" w:hAnsi="Times New Roman" w:cs="Times New Roman"/>
-        </w:rPr>
-        <w:t xml:space="preserve"> up and brought back in a very </w:t>
+        </w:rPr>
+        <w:t xml:space="preserve"> will come back in</w:t>
+      </w:r>
+      <w:r>
+        <w:rPr>
+          <w:rFonts w:ascii="Times New Roman" w:hAnsi="Times New Roman" w:cs="Times New Roman"/>
+        </w:rPr>
+        <w:t xml:space="preserve"> exactly the same way, torn up </w:t>
+      </w:r>
+      <w:r>
+        <w:rPr>
+          <w:rFonts w:ascii="Times New Roman" w:hAnsi="Times New Roman" w:cs="Times New Roman"/>
+        </w:rPr>
+        <w:t xml:space="preserve">and brought back in a very </w:t>
       </w:r>
       <w:r>
         <w:rPr>
@@ -2198,7 +2210,19 @@
         <w:rPr>
           <w:rFonts w:ascii="Times New Roman" w:hAnsi="Times New Roman" w:cs="Times New Roman"/>
         </w:rPr>
-        <w:t>, what kind of embarrassment will be? We</w:t>
+        <w:t xml:space="preserve">, what kind of embarrassment will </w:t>
+      </w:r>
+      <w:r>
+        <w:rPr>
+          <w:rFonts w:ascii="Times New Roman" w:hAnsi="Times New Roman" w:cs="Times New Roman"/>
+        </w:rPr>
+        <w:t xml:space="preserve">it </w:t>
+      </w:r>
+      <w:r>
+        <w:rPr>
+          <w:rFonts w:ascii="Times New Roman" w:hAnsi="Times New Roman" w:cs="Times New Roman"/>
+        </w:rPr>
+        <w:t>be? We</w:t>
       </w:r>
       <w:r>
         <w:rPr>
@@ -2581,19 +2605,7 @@
         <w:rPr>
           <w:rFonts w:ascii="Times New Roman" w:hAnsi="Times New Roman" w:cs="Times New Roman"/>
         </w:rPr>
-        <w:t>A</w:t>
-      </w:r>
-      <w:r>
-        <w:rPr>
-          <w:rFonts w:ascii="Times New Roman" w:hAnsi="Times New Roman" w:cs="Times New Roman"/>
-        </w:rPr>
-        <w:t>fter a moment, he said</w:t>
-      </w:r>
-      <w:r>
-        <w:rPr>
-          <w:rFonts w:ascii="Times New Roman" w:hAnsi="Times New Roman" w:cs="Times New Roman"/>
-        </w:rPr>
-        <w:t xml:space="preserve"> “T</w:t>
+        <w:t>T</w:t>
       </w:r>
       <w:r>
         <w:rPr>
@@ -2961,7 +2973,7 @@
         <w:rPr>
           <w:rFonts w:ascii="Times New Roman" w:hAnsi="Times New Roman" w:cs="Times New Roman"/>
         </w:rPr>
-        <w:t>.”</w:t>
+        <w:t>.</w:t>
       </w:r>
     </w:p>
     <w:p>
@@ -2994,7 +3006,19 @@
         <w:rPr>
           <w:rFonts w:ascii="Times New Roman" w:hAnsi="Times New Roman" w:cs="Times New Roman"/>
         </w:rPr>
-        <w:t>If we would stop and think about it t</w:t>
+        <w:t>I</w:t>
+      </w:r>
+      <w:r>
+        <w:rPr>
+          <w:rFonts w:ascii="Times New Roman" w:hAnsi="Times New Roman" w:cs="Times New Roman"/>
+        </w:rPr>
+        <w:t xml:space="preserve">f we would stop and think about </w:t>
+      </w:r>
+      <w:r>
+        <w:rPr>
+          <w:rFonts w:ascii="Times New Roman" w:hAnsi="Times New Roman" w:cs="Times New Roman"/>
+        </w:rPr>
+        <w:t>t</w:t>
       </w:r>
       <w:r>
         <w:rPr>
@@ -3149,7 +3173,7 @@
         <w:rPr>
           <w:rFonts w:ascii="Times New Roman" w:hAnsi="Times New Roman" w:cs="Times New Roman"/>
         </w:rPr>
-        <w:t xml:space="preserve"> to each and everybody. </w:t>
+        <w:t xml:space="preserve"> to everybody. </w:t>
       </w:r>
       <w:r>
         <w:rPr>

--- a/Files/06 - Yom Tov/09 - Rosh Hashana/5786/Rosh Hashana 5786.docx
+++ b/Files/06 - Yom Tov/09 - Rosh Hashana/5786/Rosh Hashana 5786.docx
@@ -1570,7 +1570,7 @@
         <w:rPr>
           <w:rFonts w:ascii="Times New Roman" w:hAnsi="Times New Roman" w:cs="Times New Roman"/>
         </w:rPr>
-        <w:t xml:space="preserve"> emphasizing the</w:t>
+        <w:t xml:space="preserve"> emphasizing the </w:t>
       </w:r>
       <w:r>
         <w:rPr>
